--- a/8 семестр/ВКР/результаты/ПЗ.docx
+++ b/8 семестр/ВКР/результаты/ПЗ.docx
@@ -11,7 +11,7 @@
           <w:rFonts w:eastAsia="Times New Roman" w:cs="Times New Roman"/>
           <w:sz w:val="2"/>
           <w:szCs w:val="2"/>
-          <w:lang w:val="en-US" w:bidi="en-US"/>
+          <w:lang w:bidi="en-US"/>
         </w:rPr>
       </w:pPr>
     </w:p>
@@ -1869,7 +1869,6 @@
       <w:r>
         <w:rPr>
           <w:rFonts w:eastAsia="Times New Roman" w:cs="Times New Roman"/>
-          <w:color w:val="EE0000"/>
           <w:szCs w:val="28"/>
         </w:rPr>
         <w:t>введени</w:t>
@@ -1877,10 +1876,30 @@
       <w:r>
         <w:rPr>
           <w:rFonts w:eastAsia="Times New Roman" w:cs="Times New Roman"/>
-          <w:color w:val="EE0000"/>
-          <w:szCs w:val="28"/>
-        </w:rPr>
-        <w:t>е, анализ предметной области…</w:t>
+          <w:szCs w:val="28"/>
+        </w:rPr>
+        <w:t>е, анализ предметной области</w:t>
+      </w:r>
+      <w:r>
+        <w:rPr>
+          <w:rFonts w:eastAsia="Times New Roman" w:cs="Times New Roman"/>
+          <w:szCs w:val="28"/>
+        </w:rPr>
+        <w:t>, анализ существующих решений, постановка задачи</w:t>
+      </w:r>
+      <w:r>
+        <w:rPr>
+          <w:rFonts w:eastAsia="Times New Roman" w:cs="Times New Roman"/>
+          <w:szCs w:val="28"/>
+        </w:rPr>
+        <w:t xml:space="preserve"> проектирования</w:t>
+      </w:r>
+      <w:r>
+        <w:rPr>
+          <w:rFonts w:eastAsia="Times New Roman" w:cs="Times New Roman"/>
+          <w:szCs w:val="28"/>
+        </w:rPr>
+        <w:t>, …</w:t>
       </w:r>
       <w:r>
         <w:rPr>
@@ -1936,12 +1955,32 @@
         <w:t xml:space="preserve"> однотипных</w:t>
       </w:r>
       <w:r>
-        <w:t xml:space="preserve"> заданий являются конвейерные системы. </w:t>
+        <w:t xml:space="preserve"> заданий являются </w:t>
+      </w:r>
+      <w:r>
+        <w:rPr>
+          <w:b/>
+          <w:bCs/>
+        </w:rPr>
+        <w:t>конвейерные системы</w:t>
+      </w:r>
+      <w:r>
+        <w:t xml:space="preserve">. </w:t>
       </w:r>
     </w:p>
     <w:p>
       <w:r>
-        <w:t xml:space="preserve">В своём базисе конвейер – это </w:t>
+        <w:t xml:space="preserve">В своём базисе </w:t>
+      </w:r>
+      <w:r>
+        <w:rPr>
+          <w:b/>
+          <w:bCs/>
+        </w:rPr>
+        <w:t>конвейер</w:t>
+      </w:r>
+      <w:r>
+        <w:t xml:space="preserve"> – это </w:t>
       </w:r>
       <w:r>
         <w:t>способ организации</w:t>
@@ -2003,7 +2042,10 @@
         </w:numPr>
       </w:pPr>
       <w:r>
-        <w:t>Значительно сократить время выполнения задачи</w:t>
+        <w:t>з</w:t>
+      </w:r>
+      <w:r>
+        <w:t>начительно сократить время выполнения задачи</w:t>
       </w:r>
       <w:r>
         <w:t>;</w:t>
@@ -2018,7 +2060,10 @@
         </w:numPr>
       </w:pPr>
       <w:r>
-        <w:t>Автоматизировать</w:t>
+        <w:t>а</w:t>
+      </w:r>
+      <w:r>
+        <w:t>втоматизировать</w:t>
       </w:r>
       <w:r>
         <w:t xml:space="preserve"> процесс решения, увеличив его производительность</w:t>
@@ -2036,7 +2081,10 @@
         </w:numPr>
       </w:pPr>
       <w:r>
-        <w:t>Снизить издержки на рабочие ресурсы, минимизировать их простаивание</w:t>
+        <w:t>с</w:t>
+      </w:r>
+      <w:r>
+        <w:t>низить издержки на рабочие ресурсы, минимизировать их простаивание</w:t>
       </w:r>
       <w:r>
         <w:t>;</w:t>
@@ -2133,6 +2181,10 @@
         <w:t xml:space="preserve">. </w:t>
       </w:r>
       <w:r>
+        <w:rPr>
+          <w:b/>
+          <w:bCs/>
+        </w:rPr>
         <w:t>Конвейер в качестве абстрактной модели</w:t>
       </w:r>
       <w:r>
@@ -2191,15 +2243,7 @@
         <w:t xml:space="preserve"> этот вид ситуаций формализует</w:t>
       </w:r>
       <w:r>
-        <w:t xml:space="preserve"> класс задач </w:t>
-      </w:r>
-      <w:proofErr w:type="spellStart"/>
-      <w:r>
-        <w:t>Flow</w:t>
-      </w:r>
-      <w:proofErr w:type="spellEnd"/>
-      <w:r>
-        <w:t xml:space="preserve"> Shop (FSP)</w:t>
+        <w:t xml:space="preserve"> класс задач Flow Shop (FSP)</w:t>
       </w:r>
       <w:r>
         <w:t xml:space="preserve"> </w:t>
@@ -2310,25 +2354,30 @@
     </w:p>
     <w:p>
       <w:r>
+        <w:rPr>
+          <w:b/>
+          <w:bCs/>
+        </w:rPr>
         <w:t>Профилактика (</w:t>
       </w:r>
       <w:bookmarkStart w:id="5" w:name="_Hlk223995178"/>
-      <w:proofErr w:type="spellStart"/>
-      <w:r>
-        <w:t>Preventive</w:t>
-      </w:r>
-      <w:proofErr w:type="spellEnd"/>
+      <w:r>
+        <w:rPr>
+          <w:b/>
+          <w:bCs/>
+        </w:rPr>
+        <w:t>Preventive maintenance</w:t>
+      </w:r>
+      <w:bookmarkEnd w:id="5"/>
+      <w:r>
+        <w:rPr>
+          <w:b/>
+          <w:bCs/>
+        </w:rPr>
+        <w:t>)</w:t>
+      </w:r>
       <w:r>
         <w:t xml:space="preserve"> </w:t>
-      </w:r>
-      <w:proofErr w:type="spellStart"/>
-      <w:r>
-        <w:t>maintenance</w:t>
-      </w:r>
-      <w:bookmarkEnd w:id="5"/>
-      <w:proofErr w:type="spellEnd"/>
-      <w:r>
-        <w:t xml:space="preserve">) </w:t>
       </w:r>
       <w:r>
         <w:sym w:font="Symbol" w:char="F02D"/>
@@ -2380,19 +2429,9 @@
       <w:r>
         <w:t xml:space="preserve">Формально </w:t>
       </w:r>
-      <w:proofErr w:type="spellStart"/>
-      <w:r>
-        <w:t>Preventive</w:t>
-      </w:r>
-      <w:proofErr w:type="spellEnd"/>
-      <w:r>
-        <w:t xml:space="preserve"> </w:t>
-      </w:r>
-      <w:proofErr w:type="spellStart"/>
-      <w:r>
-        <w:t>maintenance</w:t>
-      </w:r>
-      <w:proofErr w:type="spellEnd"/>
+      <w:r>
+        <w:t>Preventive maintenance</w:t>
+      </w:r>
       <w:r>
         <w:t xml:space="preserve"> можно представить в виде заранее запланированных периодов недоступности оборудования, и это, теоретически, напрямую влияет на формирование расписаний и состав пакетов задач. Учёт </w:t>
       </w:r>
@@ -2525,50 +2564,397 @@
       </w:r>
       <w:bookmarkEnd w:id="6"/>
     </w:p>
-    <w:p/>
     <w:p>
       <w:pPr>
-        <w:rPr>
-          <w:i/>
-          <w:iCs/>
-          <w:color w:val="EE0000"/>
-        </w:rPr>
-      </w:pPr>
-      <w:r>
-        <w:rPr>
-          <w:i/>
-          <w:iCs/>
-          <w:color w:val="EE0000"/>
-        </w:rPr>
-        <w:t>КРИТЕРИИ СРАВНЕНИЯ</w:t>
-      </w:r>
+        <w:ind w:firstLine="0"/>
+      </w:pPr>
     </w:p>
-    <w:p/>
+    <w:p>
+      <w:bookmarkStart w:id="8" w:name="_Hlk225526229"/>
+      <w:r>
+        <w:t xml:space="preserve">В ходе анализа существующих решений были рассмотрены </w:t>
+      </w:r>
+      <w:r>
+        <w:t xml:space="preserve">решения по </w:t>
+      </w:r>
+      <w:r>
+        <w:t>оптимизации</w:t>
+      </w:r>
+      <w:r>
+        <w:t xml:space="preserve"> </w:t>
+      </w:r>
+      <w:r>
+        <w:t>пакетирования</w:t>
+      </w:r>
+      <w:r>
+        <w:t xml:space="preserve"> заданий и порядка их выполнения</w:t>
+      </w:r>
+      <w:r>
+        <w:t xml:space="preserve"> </w:t>
+      </w:r>
+      <w:r>
+        <w:t>в конвейерных системах</w:t>
+      </w:r>
+      <w:r>
+        <w:t xml:space="preserve"> (задачи класса </w:t>
+      </w:r>
+      <w:r>
+        <w:t>Flow</w:t>
+      </w:r>
+      <w:r>
+        <w:t xml:space="preserve"> </w:t>
+      </w:r>
+      <w:r>
+        <w:rPr>
+          <w:lang w:val="en-US"/>
+        </w:rPr>
+        <w:t>Shop</w:t>
+      </w:r>
+      <w:r>
+        <w:t>)</w:t>
+      </w:r>
+      <w:r>
+        <w:t xml:space="preserve"> с помощью аппарата </w:t>
+      </w:r>
+      <w:r>
+        <w:t>смешанного целочисленного линейного программирования (MILP)</w:t>
+      </w:r>
+      <w:r>
+        <w:t>.</w:t>
+      </w:r>
+    </w:p>
+    <w:p>
+      <w:r>
+        <w:t xml:space="preserve">Анализ проводился по двум направлениям. </w:t>
+      </w:r>
+      <w:r>
+        <w:t>Во-первых, рассмотрены отечественные модели MILP</w:t>
+      </w:r>
+      <w:r>
+        <w:t>, решающие проблемы вышеуказанных проблем</w:t>
+      </w:r>
+      <w:r>
+        <w:t>. Во-вторых, проанализированы зарубежные исследования по интеграции профилактического техобслуживания (Preventive Maintenance) в задачи Flow Shop с применением MILP-моделей.</w:t>
+      </w:r>
+    </w:p>
+    <w:p>
+      <w:r>
+        <w:t>И</w:t>
+      </w:r>
+      <w:r>
+        <w:t>зучены ключевые</w:t>
+      </w:r>
+      <w:r>
+        <w:t xml:space="preserve"> </w:t>
+      </w:r>
+      <w:r>
+        <w:t>особенности</w:t>
+      </w:r>
+      <w:r>
+        <w:t xml:space="preserve"> </w:t>
+      </w:r>
+      <w:r>
+        <w:t>и</w:t>
+      </w:r>
+      <w:r>
+        <w:t xml:space="preserve"> </w:t>
+      </w:r>
+      <w:r>
+        <w:t>функци</w:t>
+      </w:r>
+      <w:r>
+        <w:t>и различных</w:t>
+      </w:r>
+      <w:r>
+        <w:t xml:space="preserve"> моделей, вы</w:t>
+      </w:r>
+      <w:r>
+        <w:t>явлены критерии для последующего сравнения.</w:t>
+      </w:r>
+    </w:p>
+    <w:bookmarkEnd w:id="8"/>
     <w:p/>
     <w:p/>
     <w:p>
       <w:pPr>
         <w:pStyle w:val="2"/>
-        <w:rPr>
-          <w:bCs/>
-        </w:rPr>
-      </w:pPr>
-      <w:bookmarkStart w:id="8" w:name="_Toc221798156"/>
-      <w:r>
-        <w:t xml:space="preserve">1.3 </w:t>
-      </w:r>
-      <w:r>
-        <w:t>П</w:t>
-      </w:r>
-      <w:r>
-        <w:t>остановка задачи проектирования</w:t>
-      </w:r>
-      <w:bookmarkEnd w:id="8"/>
+      </w:pPr>
+      <w:r>
+        <w:t xml:space="preserve">1.2.1 </w:t>
+      </w:r>
+      <w:r>
+        <w:t>Анализ м</w:t>
+      </w:r>
+      <w:r>
+        <w:t>одел</w:t>
+      </w:r>
+      <w:r>
+        <w:t>и</w:t>
+      </w:r>
+      <w:r>
+        <w:t xml:space="preserve"> оптимизации расписаний на основе MILP</w:t>
+      </w:r>
     </w:p>
     <w:p/>
     <w:p>
+      <w:bookmarkStart w:id="9" w:name="_Hlk225594155"/>
+      <w:r>
+        <w:t xml:space="preserve">В качестве базиса для понимания структуры </w:t>
+      </w:r>
+      <w:r>
+        <w:rPr>
+          <w:lang w:val="en-US"/>
+        </w:rPr>
+        <w:t>MILP</w:t>
+      </w:r>
+      <w:r>
+        <w:t>-</w:t>
+      </w:r>
+      <w:r>
+        <w:t xml:space="preserve">моделей в рамках рассматриваемой проблематики было выбрано решение, представленное в </w:t>
+      </w:r>
+      <w:r>
+        <w:t xml:space="preserve">[1]. </w:t>
+      </w:r>
+      <w:r>
+        <w:t>Он</w:t>
+      </w:r>
+      <w:r>
+        <w:t>о</w:t>
+      </w:r>
+      <w:r>
+        <w:t xml:space="preserve"> ориентирован</w:t>
+      </w:r>
+      <w:r>
+        <w:t>о</w:t>
+      </w:r>
+      <w:r>
+        <w:t xml:space="preserve"> на задачи класса Flow</w:t>
+      </w:r>
+      <w:r>
+        <w:t xml:space="preserve"> </w:t>
+      </w:r>
+      <w:r>
+        <w:t xml:space="preserve">Shop </w:t>
+      </w:r>
+      <w:r>
+        <w:t xml:space="preserve">малой размерности </w:t>
+      </w:r>
+      <w:r>
+        <w:t xml:space="preserve">и </w:t>
+      </w:r>
+      <w:r>
+        <w:lastRenderedPageBreak/>
+        <w:t>использует аппарат смешанного целочисленного линейного программирования (MILP).</w:t>
+      </w:r>
+    </w:p>
+    <w:p>
+      <w:r>
+        <w:t>В</w:t>
+      </w:r>
+      <w:r>
+        <w:t xml:space="preserve"> классических модел</w:t>
+      </w:r>
+      <w:r>
+        <w:t xml:space="preserve">ях </w:t>
+      </w:r>
+      <w:r>
+        <w:t xml:space="preserve">пакеты заданий передаются </w:t>
+      </w:r>
+      <w:r>
+        <w:t xml:space="preserve">между приборами конвейера </w:t>
+      </w:r>
+      <w:r>
+        <w:t>целиком только после завершения всех операций</w:t>
+      </w:r>
+      <w:r>
+        <w:t xml:space="preserve"> с пакетом на приборе. В противовес</w:t>
+      </w:r>
+      <w:r>
+        <w:t xml:space="preserve"> </w:t>
+      </w:r>
+      <w:r>
+        <w:t>автор</w:t>
+      </w:r>
+      <w:r>
+        <w:t xml:space="preserve"> рассматривает вариант </w:t>
+      </w:r>
+      <w:r>
+        <w:t>поштучной</w:t>
+      </w:r>
+      <w:r>
+        <w:t xml:space="preserve"> передачи</w:t>
+      </w:r>
+      <w:r>
+        <w:t xml:space="preserve"> </w:t>
+      </w:r>
+      <w:r>
+        <w:sym w:font="Symbol" w:char="F02D"/>
+      </w:r>
+      <w:r>
+        <w:t xml:space="preserve"> отдельные задания переходят на следующий прибор сразу после обработки. Это делает модель более гибкой и </w:t>
+      </w:r>
+      <w:r>
+        <w:t>эффективной</w:t>
+      </w:r>
       <w:r>
         <w:t>.</w:t>
+      </w:r>
+    </w:p>
+    <w:p>
+      <w:r>
+        <w:t>Модель</w:t>
+      </w:r>
+      <w:r>
+        <w:t>:</w:t>
+      </w:r>
+    </w:p>
+    <w:p>
+      <w:pPr>
+        <w:pStyle w:val="a7"/>
+        <w:numPr>
+          <w:ilvl w:val="0"/>
+          <w:numId w:val="50"/>
+        </w:numPr>
+      </w:pPr>
+      <w:r>
+        <w:t>линеаризована</w:t>
+      </w:r>
+      <w:r>
+        <w:t xml:space="preserve">, </w:t>
+      </w:r>
+      <w:r>
+        <w:t>использует методы линеаризации для ускорения поиска решений</w:t>
+      </w:r>
+      <w:r>
+        <w:t>;</w:t>
+      </w:r>
+    </w:p>
+    <w:p>
+      <w:pPr>
+        <w:pStyle w:val="a7"/>
+        <w:numPr>
+          <w:ilvl w:val="0"/>
+          <w:numId w:val="50"/>
+        </w:numPr>
+      </w:pPr>
+      <w:r>
+        <w:t>позволяет оптимизировать состав пакетов</w:t>
+      </w:r>
+      <w:r>
+        <w:t xml:space="preserve"> и </w:t>
+      </w:r>
+      <w:r>
+        <w:t xml:space="preserve">порядок </w:t>
+      </w:r>
+      <w:r>
+        <w:t xml:space="preserve">их </w:t>
+      </w:r>
+      <w:r>
+        <w:t>выполнения</w:t>
+      </w:r>
+      <w:r>
+        <w:t>;</w:t>
+      </w:r>
+    </w:p>
+    <w:p>
+      <w:pPr>
+        <w:pStyle w:val="a7"/>
+        <w:numPr>
+          <w:ilvl w:val="0"/>
+          <w:numId w:val="50"/>
+        </w:numPr>
+      </w:pPr>
+      <w:r>
+        <w:t>учитывает временные характеристики операций и переналадок</w:t>
+      </w:r>
+      <w:r>
+        <w:t xml:space="preserve"> </w:t>
+      </w:r>
+      <w:r>
+        <w:t>при типизации заданий</w:t>
+      </w:r>
+      <w:r>
+        <w:t>;</w:t>
+      </w:r>
+    </w:p>
+    <w:p>
+      <w:pPr>
+        <w:pStyle w:val="a7"/>
+        <w:numPr>
+          <w:ilvl w:val="0"/>
+          <w:numId w:val="50"/>
+        </w:numPr>
+      </w:pPr>
+      <w:r>
+        <w:t>определ</w:t>
+      </w:r>
+      <w:r>
+        <w:t>яет</w:t>
+      </w:r>
+      <w:r>
+        <w:t xml:space="preserve"> характеристик</w:t>
+      </w:r>
+      <w:r>
+        <w:t>и</w:t>
+      </w:r>
+      <w:r>
+        <w:t xml:space="preserve"> процессов с уч</w:t>
+      </w:r>
+      <w:r>
+        <w:t>ё</w:t>
+      </w:r>
+      <w:r>
+        <w:t>том передачи между приборами отдельных заданий</w:t>
+      </w:r>
+      <w:r>
+        <w:t xml:space="preserve"> поштучно</w:t>
+      </w:r>
+      <w:r>
+        <w:t>;</w:t>
+      </w:r>
+    </w:p>
+    <w:p>
+      <w:pPr>
+        <w:pStyle w:val="a7"/>
+        <w:numPr>
+          <w:ilvl w:val="0"/>
+          <w:numId w:val="50"/>
+        </w:numPr>
+      </w:pPr>
+      <w:r>
+        <w:t xml:space="preserve">имеет готовую реализацию </w:t>
+      </w:r>
+      <w:r>
+        <w:t>в CPLEX</w:t>
+      </w:r>
+      <w:r>
+        <w:t>;</w:t>
+      </w:r>
+    </w:p>
+    <w:p>
+      <w:r>
+        <w:t>Модель не учитывает возможность поломки приборов и не охватывает аспекты профилактики и технического обслуживания.</w:t>
+      </w:r>
+    </w:p>
+    <w:bookmarkEnd w:id="9"/>
+    <w:p/>
+    <w:p/>
+    <w:p>
+      <w:pPr>
+        <w:pStyle w:val="2"/>
+        <w:rPr>
+          <w:lang w:val="en-US"/>
+        </w:rPr>
+      </w:pPr>
+      <w:r>
+        <w:t xml:space="preserve">1.2.2 Решение </w:t>
+      </w:r>
+      <w:r>
+        <w:rPr>
+          <w:lang w:val="en-US"/>
+        </w:rPr>
+        <w:t>2</w:t>
       </w:r>
     </w:p>
     <w:p/>
@@ -2576,85 +2962,187 @@
     <w:p>
       <w:pPr>
         <w:pStyle w:val="2"/>
-      </w:pPr>
-      <w:bookmarkStart w:id="9" w:name="_Toc221798157"/>
-      <w:r>
-        <w:rPr>
-          <w:bCs/>
-        </w:rPr>
-        <w:t>Выводы по разделу 1</w:t>
-      </w:r>
-      <w:bookmarkEnd w:id="9"/>
-    </w:p>
-    <w:p>
-      <w:pPr>
-        <w:ind w:firstLine="0"/>
-      </w:pPr>
-    </w:p>
-    <w:p>
-      <w:r>
-        <w:t>.</w:t>
-      </w:r>
-    </w:p>
-    <w:bookmarkEnd w:id="7"/>
-    <w:p>
-      <w:pPr>
-        <w:ind w:firstLine="0"/>
-      </w:pPr>
-    </w:p>
-    <w:p>
-      <w:pPr>
-        <w:spacing w:after="160" w:line="259" w:lineRule="auto"/>
-        <w:ind w:firstLine="0"/>
-        <w:jc w:val="left"/>
-      </w:pPr>
-      <w:r>
-        <w:br w:type="page"/>
-      </w:r>
-    </w:p>
-    <w:p>
-      <w:pPr>
-        <w:pStyle w:val="1"/>
-      </w:pPr>
-      <w:bookmarkStart w:id="10" w:name="_Toc221798158"/>
-      <w:r>
-        <w:lastRenderedPageBreak/>
-        <w:t>З</w:t>
-      </w:r>
-      <w:r>
-        <w:t>АКЛЮЧЕНИЕ</w:t>
-      </w:r>
-      <w:bookmarkEnd w:id="10"/>
+        <w:rPr>
+          <w:lang w:val="en-US"/>
+        </w:rPr>
+      </w:pPr>
+      <w:r>
+        <w:t xml:space="preserve">1.2.3 Решение </w:t>
+      </w:r>
+      <w:r>
+        <w:rPr>
+          <w:lang w:val="en-US"/>
+        </w:rPr>
+        <w:t>3</w:t>
+      </w:r>
     </w:p>
     <w:p/>
     <w:p/>
     <w:p>
       <w:pPr>
-        <w:ind w:firstLine="708"/>
-        <w:rPr>
-          <w:rFonts w:cs="Times New Roman"/>
-          <w:szCs w:val="28"/>
-        </w:rPr>
-      </w:pPr>
-      <w:r>
-        <w:t>.</w:t>
+        <w:pStyle w:val="2"/>
+        <w:rPr>
+          <w:lang w:val="en-US"/>
+        </w:rPr>
+      </w:pPr>
+      <w:r>
+        <w:t xml:space="preserve">1.2.4 Решение </w:t>
+      </w:r>
+      <w:r>
+        <w:rPr>
+          <w:lang w:val="en-US"/>
+        </w:rPr>
+        <w:t>4</w:t>
+      </w:r>
+    </w:p>
+    <w:p/>
+    <w:p/>
+    <w:p>
+      <w:pPr>
+        <w:pStyle w:val="2"/>
+      </w:pPr>
+      <w:r>
+        <w:t>1.2.5 Решение 1</w:t>
+      </w:r>
+    </w:p>
+    <w:p/>
+    <w:p/>
+    <w:p>
+      <w:r>
+        <w:t>«текст»</w:t>
+      </w:r>
+      <w:r>
+        <w:t xml:space="preserve"> + таблица</w:t>
       </w:r>
     </w:p>
     <w:p>
-      <w:r>
-        <w:br w:type="page"/>
-      </w:r>
+      <w:pPr>
+        <w:rPr>
+          <w:i/>
+          <w:iCs/>
+          <w:color w:val="EE0000"/>
+        </w:rPr>
+      </w:pPr>
+      <w:r>
+        <w:rPr>
+          <w:i/>
+          <w:iCs/>
+          <w:color w:val="EE0000"/>
+        </w:rPr>
+        <w:t>КРИТЕРИИ СРАВНЕНИЯ</w:t>
+      </w:r>
+    </w:p>
+    <w:p/>
+    <w:p/>
+    <w:p>
+      <w:pPr>
+        <w:pStyle w:val="2"/>
+        <w:rPr>
+          <w:bCs/>
+        </w:rPr>
+      </w:pPr>
+      <w:bookmarkStart w:id="10" w:name="_Toc221798156"/>
+      <w:r>
+        <w:t xml:space="preserve">1.3 </w:t>
+      </w:r>
+      <w:r>
+        <w:t>П</w:t>
+      </w:r>
+      <w:r>
+        <w:t>остановка задачи проектирования</w:t>
+      </w:r>
+      <w:bookmarkEnd w:id="10"/>
+    </w:p>
+    <w:p/>
+    <w:p>
+      <w:r>
+        <w:t>.</w:t>
+      </w:r>
+    </w:p>
+    <w:p/>
+    <w:p/>
+    <w:p>
+      <w:pPr>
+        <w:pStyle w:val="2"/>
+      </w:pPr>
+      <w:bookmarkStart w:id="11" w:name="_Toc221798157"/>
+      <w:r>
+        <w:rPr>
+          <w:bCs/>
+        </w:rPr>
+        <w:t>Выводы по разделу 1</w:t>
+      </w:r>
+      <w:bookmarkEnd w:id="11"/>
     </w:p>
     <w:p>
       <w:pPr>
+        <w:ind w:firstLine="0"/>
+      </w:pPr>
+    </w:p>
+    <w:p>
+      <w:r>
+        <w:t>.</w:t>
+      </w:r>
+    </w:p>
+    <w:bookmarkEnd w:id="7"/>
+    <w:p>
+      <w:pPr>
+        <w:ind w:firstLine="0"/>
+      </w:pPr>
+    </w:p>
+    <w:p>
+      <w:pPr>
+        <w:spacing w:after="160" w:line="259" w:lineRule="auto"/>
+        <w:ind w:firstLine="0"/>
+        <w:jc w:val="left"/>
+      </w:pPr>
+      <w:r>
+        <w:br w:type="page"/>
+      </w:r>
+    </w:p>
+    <w:p>
+      <w:pPr>
         <w:pStyle w:val="1"/>
       </w:pPr>
-      <w:bookmarkStart w:id="11" w:name="_Toc221798159"/>
+      <w:bookmarkStart w:id="12" w:name="_Toc221798158"/>
+      <w:r>
+        <w:lastRenderedPageBreak/>
+        <w:t>З</w:t>
+      </w:r>
+      <w:r>
+        <w:t>АКЛЮЧЕНИЕ</w:t>
+      </w:r>
+      <w:bookmarkEnd w:id="12"/>
+    </w:p>
+    <w:p/>
+    <w:p/>
+    <w:p>
+      <w:pPr>
+        <w:ind w:firstLine="708"/>
+        <w:rPr>
+          <w:rFonts w:cs="Times New Roman"/>
+          <w:szCs w:val="28"/>
+        </w:rPr>
+      </w:pPr>
+      <w:r>
+        <w:t>.</w:t>
+      </w:r>
+    </w:p>
+    <w:p>
+      <w:r>
+        <w:br w:type="page"/>
+      </w:r>
+    </w:p>
+    <w:p>
+      <w:pPr>
+        <w:pStyle w:val="1"/>
+      </w:pPr>
+      <w:bookmarkStart w:id="13" w:name="_Toc221798159"/>
       <w:r>
         <w:lastRenderedPageBreak/>
         <w:t>БИБЛИОГРАФИЧЕСКИЙ СПИСОК</w:t>
       </w:r>
-      <w:bookmarkEnd w:id="11"/>
+      <w:bookmarkEnd w:id="13"/>
     </w:p>
     <w:p/>
     <w:p/>
@@ -2711,15 +3199,7 @@
         <w:ind w:left="0" w:firstLine="709"/>
       </w:pPr>
       <w:r>
-        <w:t xml:space="preserve">К. В. Кротов, А. В. </w:t>
-      </w:r>
-      <w:proofErr w:type="spellStart"/>
-      <w:r>
-        <w:t>Скатков</w:t>
-      </w:r>
-      <w:proofErr w:type="spellEnd"/>
-      <w:r>
-        <w:t>, Построение расписаний выполнения пакетов заданий в многостадийных системах при формировании комплектов результатов и ограничениях</w:t>
+        <w:t>К. В. Кротов, А. В. Скатков, Построение расписаний выполнения пакетов заданий в многостадийных системах при формировании комплектов результатов и ограничениях</w:t>
       </w:r>
       <w:r>
         <w:t xml:space="preserve"> // </w:t>
@@ -2790,15 +3270,7 @@
         <w:ind w:left="0" w:firstLine="709"/>
       </w:pPr>
       <w:r>
-        <w:t xml:space="preserve">Куприянов Б. В., Рощин А. А. Решение </w:t>
-      </w:r>
-      <w:proofErr w:type="spellStart"/>
-      <w:r>
-        <w:t>Flow</w:t>
-      </w:r>
-      <w:proofErr w:type="spellEnd"/>
-      <w:r>
-        <w:t xml:space="preserve"> Shop задачи теории расписаний в рекурсивном представлении // Материалы XIV Всероссийского совещания по проблемам управления ВСПУ‑2024. Москва, 17</w:t>
+        <w:t>Куприянов Б. В., Рощин А. А. Решение Flow Shop задачи теории расписаний в рекурсивном представлении // Материалы XIV Всероссийского совещания по проблемам управления ВСПУ‑2024. Москва, 17</w:t>
       </w:r>
       <w:r>
         <w:t>-</w:t>
@@ -2820,15 +3292,7 @@
         <w:ind w:left="0" w:firstLine="709"/>
       </w:pPr>
       <w:r>
-        <w:t xml:space="preserve">В чем разница между предиктивным и профилактическим обслуживанием? // </w:t>
-      </w:r>
-      <w:proofErr w:type="spellStart"/>
-      <w:r>
-        <w:t>Пруфтехник</w:t>
-      </w:r>
-      <w:proofErr w:type="spellEnd"/>
-      <w:r>
-        <w:t xml:space="preserve"> [Электронный ресурс]. </w:t>
+        <w:t xml:space="preserve">В чем разница между предиктивным и профилактическим обслуживанием? // Пруфтехник [Электронный ресурс]. </w:t>
       </w:r>
       <w:r>
         <w:rPr>
@@ -2938,12 +3402,12 @@
       <w:pPr>
         <w:pStyle w:val="1"/>
       </w:pPr>
-      <w:bookmarkStart w:id="12" w:name="_Toc221798160"/>
+      <w:bookmarkStart w:id="14" w:name="_Toc221798160"/>
       <w:r>
         <w:lastRenderedPageBreak/>
         <w:t>ПРИЛОЖЕНИЕ А</w:t>
       </w:r>
-      <w:bookmarkEnd w:id="12"/>
+      <w:bookmarkEnd w:id="14"/>
     </w:p>
     <w:p>
       <w:pPr>
@@ -7340,6 +7804,119 @@
     </w:lvl>
   </w:abstractNum>
   <w:abstractNum w:abstractNumId="43" w15:restartNumberingAfterBreak="0">
+    <w:nsid w:val="72D81CB7"/>
+    <w:multiLevelType w:val="hybridMultilevel"/>
+    <w:tmpl w:val="A0F45CAE"/>
+    <w:lvl w:ilvl="0" w:tplc="04190001">
+      <w:start w:val="1"/>
+      <w:numFmt w:val="bullet"/>
+      <w:lvlText w:val=""/>
+      <w:lvlJc w:val="left"/>
+      <w:pPr>
+        <w:ind w:left="1429" w:hanging="360"/>
+      </w:pPr>
+      <w:rPr>
+        <w:rFonts w:ascii="Symbol" w:hAnsi="Symbol" w:hint="default"/>
+      </w:rPr>
+    </w:lvl>
+    <w:lvl w:ilvl="1" w:tplc="04190003" w:tentative="1">
+      <w:start w:val="1"/>
+      <w:numFmt w:val="bullet"/>
+      <w:lvlText w:val="o"/>
+      <w:lvlJc w:val="left"/>
+      <w:pPr>
+        <w:ind w:left="2149" w:hanging="360"/>
+      </w:pPr>
+      <w:rPr>
+        <w:rFonts w:ascii="Courier New" w:hAnsi="Courier New" w:cs="Courier New" w:hint="default"/>
+      </w:rPr>
+    </w:lvl>
+    <w:lvl w:ilvl="2" w:tplc="04190005" w:tentative="1">
+      <w:start w:val="1"/>
+      <w:numFmt w:val="bullet"/>
+      <w:lvlText w:val=""/>
+      <w:lvlJc w:val="left"/>
+      <w:pPr>
+        <w:ind w:left="2869" w:hanging="360"/>
+      </w:pPr>
+      <w:rPr>
+        <w:rFonts w:ascii="Wingdings" w:hAnsi="Wingdings" w:hint="default"/>
+      </w:rPr>
+    </w:lvl>
+    <w:lvl w:ilvl="3" w:tplc="04190001" w:tentative="1">
+      <w:start w:val="1"/>
+      <w:numFmt w:val="bullet"/>
+      <w:lvlText w:val=""/>
+      <w:lvlJc w:val="left"/>
+      <w:pPr>
+        <w:ind w:left="3589" w:hanging="360"/>
+      </w:pPr>
+      <w:rPr>
+        <w:rFonts w:ascii="Symbol" w:hAnsi="Symbol" w:hint="default"/>
+      </w:rPr>
+    </w:lvl>
+    <w:lvl w:ilvl="4" w:tplc="04190003" w:tentative="1">
+      <w:start w:val="1"/>
+      <w:numFmt w:val="bullet"/>
+      <w:lvlText w:val="o"/>
+      <w:lvlJc w:val="left"/>
+      <w:pPr>
+        <w:ind w:left="4309" w:hanging="360"/>
+      </w:pPr>
+      <w:rPr>
+        <w:rFonts w:ascii="Courier New" w:hAnsi="Courier New" w:cs="Courier New" w:hint="default"/>
+      </w:rPr>
+    </w:lvl>
+    <w:lvl w:ilvl="5" w:tplc="04190005" w:tentative="1">
+      <w:start w:val="1"/>
+      <w:numFmt w:val="bullet"/>
+      <w:lvlText w:val=""/>
+      <w:lvlJc w:val="left"/>
+      <w:pPr>
+        <w:ind w:left="5029" w:hanging="360"/>
+      </w:pPr>
+      <w:rPr>
+        <w:rFonts w:ascii="Wingdings" w:hAnsi="Wingdings" w:hint="default"/>
+      </w:rPr>
+    </w:lvl>
+    <w:lvl w:ilvl="6" w:tplc="04190001" w:tentative="1">
+      <w:start w:val="1"/>
+      <w:numFmt w:val="bullet"/>
+      <w:lvlText w:val=""/>
+      <w:lvlJc w:val="left"/>
+      <w:pPr>
+        <w:ind w:left="5749" w:hanging="360"/>
+      </w:pPr>
+      <w:rPr>
+        <w:rFonts w:ascii="Symbol" w:hAnsi="Symbol" w:hint="default"/>
+      </w:rPr>
+    </w:lvl>
+    <w:lvl w:ilvl="7" w:tplc="04190003" w:tentative="1">
+      <w:start w:val="1"/>
+      <w:numFmt w:val="bullet"/>
+      <w:lvlText w:val="o"/>
+      <w:lvlJc w:val="left"/>
+      <w:pPr>
+        <w:ind w:left="6469" w:hanging="360"/>
+      </w:pPr>
+      <w:rPr>
+        <w:rFonts w:ascii="Courier New" w:hAnsi="Courier New" w:cs="Courier New" w:hint="default"/>
+      </w:rPr>
+    </w:lvl>
+    <w:lvl w:ilvl="8" w:tplc="04190005" w:tentative="1">
+      <w:start w:val="1"/>
+      <w:numFmt w:val="bullet"/>
+      <w:lvlText w:val=""/>
+      <w:lvlJc w:val="left"/>
+      <w:pPr>
+        <w:ind w:left="7189" w:hanging="360"/>
+      </w:pPr>
+      <w:rPr>
+        <w:rFonts w:ascii="Wingdings" w:hAnsi="Wingdings" w:hint="default"/>
+      </w:rPr>
+    </w:lvl>
+  </w:abstractNum>
+  <w:abstractNum w:abstractNumId="44" w15:restartNumberingAfterBreak="0">
     <w:nsid w:val="73043927"/>
     <w:multiLevelType w:val="hybridMultilevel"/>
     <w:tmpl w:val="380A6778"/>
@@ -7452,7 +8029,7 @@
       </w:rPr>
     </w:lvl>
   </w:abstractNum>
-  <w:abstractNum w:abstractNumId="44" w15:restartNumberingAfterBreak="0">
+  <w:abstractNum w:abstractNumId="45" w15:restartNumberingAfterBreak="0">
     <w:nsid w:val="73A13C0A"/>
     <w:multiLevelType w:val="hybridMultilevel"/>
     <w:tmpl w:val="F73443D8"/>
@@ -7565,7 +8142,7 @@
       </w:rPr>
     </w:lvl>
   </w:abstractNum>
-  <w:abstractNum w:abstractNumId="45" w15:restartNumberingAfterBreak="0">
+  <w:abstractNum w:abstractNumId="46" w15:restartNumberingAfterBreak="0">
     <w:nsid w:val="74203836"/>
     <w:multiLevelType w:val="hybridMultilevel"/>
     <w:tmpl w:val="803036B6"/>
@@ -7678,7 +8255,7 @@
       </w:rPr>
     </w:lvl>
   </w:abstractNum>
-  <w:abstractNum w:abstractNumId="46" w15:restartNumberingAfterBreak="0">
+  <w:abstractNum w:abstractNumId="47" w15:restartNumberingAfterBreak="0">
     <w:nsid w:val="74FD50E2"/>
     <w:multiLevelType w:val="hybridMultilevel"/>
     <w:tmpl w:val="654200CC"/>
@@ -7791,7 +8368,7 @@
       </w:rPr>
     </w:lvl>
   </w:abstractNum>
-  <w:abstractNum w:abstractNumId="47" w15:restartNumberingAfterBreak="0">
+  <w:abstractNum w:abstractNumId="48" w15:restartNumberingAfterBreak="0">
     <w:nsid w:val="78CC00C4"/>
     <w:multiLevelType w:val="hybridMultilevel"/>
     <w:tmpl w:val="82965CA0"/>
@@ -7877,7 +8454,7 @@
       </w:pPr>
     </w:lvl>
   </w:abstractNum>
-  <w:abstractNum w:abstractNumId="48" w15:restartNumberingAfterBreak="0">
+  <w:abstractNum w:abstractNumId="49" w15:restartNumberingAfterBreak="0">
     <w:nsid w:val="78CF7495"/>
     <w:multiLevelType w:val="hybridMultilevel"/>
     <w:tmpl w:val="B352D8F4"/>
@@ -7991,7 +8568,7 @@
     </w:lvl>
   </w:abstractNum>
   <w:num w:numId="1" w16cid:durableId="1357850578">
-    <w:abstractNumId w:val="47"/>
+    <w:abstractNumId w:val="48"/>
   </w:num>
   <w:num w:numId="2" w16cid:durableId="56056750">
     <w:abstractNumId w:val="16"/>
@@ -8051,7 +8628,7 @@
     <w:abstractNumId w:val="27"/>
   </w:num>
   <w:num w:numId="21" w16cid:durableId="1746872623">
-    <w:abstractNumId w:val="44"/>
+    <w:abstractNumId w:val="45"/>
   </w:num>
   <w:num w:numId="22" w16cid:durableId="310183779">
     <w:abstractNumId w:val="28"/>
@@ -8069,16 +8646,16 @@
     <w:abstractNumId w:val="33"/>
   </w:num>
   <w:num w:numId="27" w16cid:durableId="316736353">
-    <w:abstractNumId w:val="45"/>
+    <w:abstractNumId w:val="46"/>
   </w:num>
   <w:num w:numId="28" w16cid:durableId="1985351046">
-    <w:abstractNumId w:val="48"/>
+    <w:abstractNumId w:val="49"/>
   </w:num>
   <w:num w:numId="29" w16cid:durableId="2057045971">
     <w:abstractNumId w:val="22"/>
   </w:num>
   <w:num w:numId="30" w16cid:durableId="1900938720">
-    <w:abstractNumId w:val="46"/>
+    <w:abstractNumId w:val="47"/>
   </w:num>
   <w:num w:numId="31" w16cid:durableId="2070152771">
     <w:abstractNumId w:val="2"/>
@@ -8105,7 +8682,7 @@
     <w:abstractNumId w:val="20"/>
   </w:num>
   <w:num w:numId="39" w16cid:durableId="1149246602">
-    <w:abstractNumId w:val="43"/>
+    <w:abstractNumId w:val="44"/>
   </w:num>
   <w:num w:numId="40" w16cid:durableId="810557942">
     <w:abstractNumId w:val="23"/>
@@ -8136,6 +8713,9 @@
   </w:num>
   <w:num w:numId="49" w16cid:durableId="1304657846">
     <w:abstractNumId w:val="25"/>
+  </w:num>
+  <w:num w:numId="50" w16cid:durableId="1553812067">
+    <w:abstractNumId w:val="43"/>
   </w:num>
 </w:numbering>
 </file>
@@ -8639,7 +9219,6 @@
   <w:style w:type="character" w:default="1" w:styleId="a0">
     <w:name w:val="Default Paragraph Font"/>
     <w:uiPriority w:val="1"/>
-    <w:semiHidden/>
     <w:unhideWhenUsed/>
   </w:style>
   <w:style w:type="table" w:default="1" w:styleId="a1">
@@ -9078,6 +9657,19 @@
       <w:sz w:val="28"/>
     </w:rPr>
   </w:style>
+  <w:style w:type="paragraph" w:styleId="af5">
+    <w:name w:val="Normal (Web)"/>
+    <w:basedOn w:val="a"/>
+    <w:uiPriority w:val="99"/>
+    <w:semiHidden/>
+    <w:unhideWhenUsed/>
+    <w:rsid w:val="0005349D"/>
+    <w:rPr>
+      <w:rFonts w:cs="Times New Roman"/>
+      <w:sz w:val="24"/>
+      <w:szCs w:val="24"/>
+    </w:rPr>
+  </w:style>
 </w:styles>
 </file>
 

--- a/8 семестр/ВКР/результаты/ПЗ.docx
+++ b/8 семестр/ВКР/результаты/ПЗ.docx
@@ -2750,55 +2750,13 @@
     </w:p>
     <w:p>
       <w:r>
-        <w:t>В</w:t>
-      </w:r>
-      <w:r>
-        <w:t xml:space="preserve"> классических модел</w:t>
-      </w:r>
-      <w:r>
-        <w:t xml:space="preserve">ях </w:t>
-      </w:r>
-      <w:r>
-        <w:t xml:space="preserve">пакеты заданий передаются </w:t>
-      </w:r>
-      <w:r>
-        <w:t xml:space="preserve">между приборами конвейера </w:t>
-      </w:r>
-      <w:r>
-        <w:t>целиком только после завершения всех операций</w:t>
-      </w:r>
-      <w:r>
-        <w:t xml:space="preserve"> с пакетом на приборе. В противовес</w:t>
-      </w:r>
-      <w:r>
-        <w:t xml:space="preserve"> </w:t>
-      </w:r>
-      <w:r>
-        <w:t>автор</w:t>
-      </w:r>
-      <w:r>
-        <w:t xml:space="preserve"> рассматривает вариант </w:t>
-      </w:r>
-      <w:r>
-        <w:t>поштучной</w:t>
-      </w:r>
-      <w:r>
-        <w:t xml:space="preserve"> передачи</w:t>
-      </w:r>
-      <w:r>
-        <w:t xml:space="preserve"> </w:t>
+        <w:t xml:space="preserve">В классических моделях пакеты заданий передаются между приборами конвейера целиком только после завершения всех операций с пакетом на приборе. В противовес автор рассматривает вариант поштучной передачи </w:t>
       </w:r>
       <w:r>
         <w:sym w:font="Symbol" w:char="F02D"/>
       </w:r>
       <w:r>
-        <w:t xml:space="preserve"> отдельные задания переходят на следующий прибор сразу после обработки. Это делает модель более гибкой и </w:t>
-      </w:r>
-      <w:r>
-        <w:t>эффективной</w:t>
-      </w:r>
-      <w:r>
-        <w:t>.</w:t>
+        <w:t xml:space="preserve"> отдельные задания переходят на следующий прибор сразу после обработки. Это делает модель более гибкой и эффективной.</w:t>
       </w:r>
     </w:p>
     <w:p>
@@ -2926,10 +2884,7 @@
         <w:t xml:space="preserve">имеет готовую реализацию </w:t>
       </w:r>
       <w:r>
-        <w:t>в CPLEX</w:t>
-      </w:r>
-      <w:r>
-        <w:t>;</w:t>
+        <w:t>в CPLEX;</w:t>
       </w:r>
     </w:p>
     <w:p>
@@ -2943,17 +2898,11 @@
     <w:p>
       <w:pPr>
         <w:pStyle w:val="2"/>
-        <w:rPr>
-          <w:lang w:val="en-US"/>
-        </w:rPr>
       </w:pPr>
       <w:r>
         <w:t xml:space="preserve">1.2.2 Решение </w:t>
       </w:r>
       <w:r>
-        <w:rPr>
-          <w:lang w:val="en-US"/>
-        </w:rPr>
         <w:t>2</w:t>
       </w:r>
     </w:p>
@@ -2962,18 +2911,43 @@
     <w:p>
       <w:pPr>
         <w:pStyle w:val="2"/>
-        <w:rPr>
-          <w:lang w:val="en-US"/>
-        </w:rPr>
       </w:pPr>
       <w:r>
         <w:t xml:space="preserve">1.2.3 Решение </w:t>
       </w:r>
       <w:r>
-        <w:rPr>
-          <w:lang w:val="en-US"/>
-        </w:rPr>
         <w:t>3</w:t>
+      </w:r>
+    </w:p>
+    <w:p/>
+    <w:p>
+      <w:pPr>
+        <w:ind w:firstLine="0"/>
+      </w:pPr>
+    </w:p>
+    <w:p>
+      <w:r>
+        <w:t>«текст»</w:t>
+      </w:r>
+      <w:r>
+        <w:t xml:space="preserve"> + таблица</w:t>
+      </w:r>
+    </w:p>
+    <w:p>
+      <w:pPr>
+        <w:rPr>
+          <w:i/>
+          <w:iCs/>
+          <w:color w:val="EE0000"/>
+        </w:rPr>
+      </w:pPr>
+      <w:r>
+        <w:rPr>
+          <w:i/>
+          <w:iCs/>
+          <w:color w:val="EE0000"/>
+        </w:rPr>
+        <w:t>КРИТЕРИИ СРАВНЕНИЯ</w:t>
       </w:r>
     </w:p>
     <w:p/>
@@ -2982,17 +2956,25 @@
       <w:pPr>
         <w:pStyle w:val="2"/>
         <w:rPr>
-          <w:lang w:val="en-US"/>
-        </w:rPr>
-      </w:pPr>
-      <w:r>
-        <w:t xml:space="preserve">1.2.4 Решение </w:t>
-      </w:r>
-      <w:r>
-        <w:rPr>
-          <w:lang w:val="en-US"/>
-        </w:rPr>
-        <w:t>4</w:t>
+          <w:bCs/>
+        </w:rPr>
+      </w:pPr>
+      <w:bookmarkStart w:id="10" w:name="_Toc221798156"/>
+      <w:r>
+        <w:t xml:space="preserve">1.3 </w:t>
+      </w:r>
+      <w:r>
+        <w:t>П</w:t>
+      </w:r>
+      <w:r>
+        <w:t>остановка задачи проектирования</w:t>
+      </w:r>
+      <w:bookmarkEnd w:id="10"/>
+    </w:p>
+    <w:p/>
+    <w:p>
+      <w:r>
+        <w:t>.</w:t>
       </w:r>
     </w:p>
     <w:p/>
@@ -3001,35 +2983,95 @@
       <w:pPr>
         <w:pStyle w:val="2"/>
       </w:pPr>
-      <w:r>
-        <w:t>1.2.5 Решение 1</w:t>
+      <w:bookmarkStart w:id="11" w:name="_Toc221798157"/>
+      <w:r>
+        <w:rPr>
+          <w:bCs/>
+        </w:rPr>
+        <w:t>Выводы по разделу 1</w:t>
+      </w:r>
+      <w:bookmarkEnd w:id="11"/>
+    </w:p>
+    <w:p>
+      <w:pPr>
+        <w:ind w:firstLine="0"/>
+      </w:pPr>
+    </w:p>
+    <w:p>
+      <w:r>
+        <w:t>.</w:t>
+      </w:r>
+    </w:p>
+    <w:bookmarkEnd w:id="7"/>
+    <w:p>
+      <w:pPr>
+        <w:ind w:firstLine="0"/>
+      </w:pPr>
+    </w:p>
+    <w:p>
+      <w:pPr>
+        <w:spacing w:after="160" w:line="259" w:lineRule="auto"/>
+        <w:ind w:firstLine="0"/>
+        <w:jc w:val="left"/>
+      </w:pPr>
+      <w:r>
+        <w:br w:type="page"/>
+      </w:r>
+    </w:p>
+    <w:p>
+      <w:pPr>
+        <w:pStyle w:val="a3"/>
+        <w:rPr>
+          <w:bCs/>
+          <w:i/>
+          <w:iCs/>
+          <w:color w:val="EE0000"/>
+        </w:rPr>
+      </w:pPr>
+      <w:bookmarkStart w:id="12" w:name="_Toc221798158"/>
+      <w:r>
+        <w:rPr>
+          <w:bCs/>
+        </w:rPr>
+        <w:lastRenderedPageBreak/>
+        <w:t xml:space="preserve">2 </w:t>
+      </w:r>
+      <w:r>
+        <w:rPr>
+          <w:bCs/>
+        </w:rPr>
+        <w:t>СИСТЕМОТЕХНИЧЕСКИЙ АНАЛИЗ И ПРОЕКТИРОВАНИЕ</w:t>
+      </w:r>
+      <w:r>
+        <w:rPr>
+          <w:bCs/>
+        </w:rPr>
+        <w:t xml:space="preserve"> </w:t>
+      </w:r>
+      <w:r>
+        <w:rPr>
+          <w:bCs/>
+          <w:i/>
+          <w:iCs/>
+          <w:color w:val="EE0000"/>
+        </w:rPr>
+        <w:t>ИНФОРМАЦИОННОЙ СИСТЕМЫ (ТЕХНОЛОГИИ)</w:t>
       </w:r>
     </w:p>
     <w:p/>
     <w:p/>
     <w:p>
-      <w:r>
-        <w:t>«текст»</w:t>
-      </w:r>
-      <w:r>
-        <w:t xml:space="preserve"> + таблица</w:t>
+      <w:pPr>
+        <w:pStyle w:val="2"/>
+      </w:pPr>
+      <w:r>
+        <w:t xml:space="preserve">2.1 Построение диаграмм потоков данных (DFD) </w:t>
       </w:r>
     </w:p>
+    <w:p/>
     <w:p>
-      <w:pPr>
-        <w:rPr>
-          <w:i/>
-          <w:iCs/>
-          <w:color w:val="EE0000"/>
-        </w:rPr>
-      </w:pPr>
-      <w:r>
-        <w:rPr>
-          <w:i/>
-          <w:iCs/>
-          <w:color w:val="EE0000"/>
-        </w:rPr>
-        <w:t>КРИТЕРИИ СРАВНЕНИЯ</w:t>
+      <w:r>
+        <w:t>.</w:t>
       </w:r>
     </w:p>
     <w:p/>
@@ -3037,21 +3079,10 @@
     <w:p>
       <w:pPr>
         <w:pStyle w:val="2"/>
-        <w:rPr>
-          <w:bCs/>
-        </w:rPr>
-      </w:pPr>
-      <w:bookmarkStart w:id="10" w:name="_Toc221798156"/>
-      <w:r>
-        <w:t xml:space="preserve">1.3 </w:t>
-      </w:r>
-      <w:r>
-        <w:t>П</w:t>
-      </w:r>
-      <w:r>
-        <w:t>остановка задачи проектирования</w:t>
-      </w:r>
-      <w:bookmarkEnd w:id="10"/>
+      </w:pPr>
+      <w:r>
+        <w:t>2.2 Разработка функциональных и информационных моделей IDEF0-IDEF1</w:t>
+      </w:r>
     </w:p>
     <w:p/>
     <w:p>
@@ -3065,31 +3096,65 @@
       <w:pPr>
         <w:pStyle w:val="2"/>
       </w:pPr>
-      <w:bookmarkStart w:id="11" w:name="_Toc221798157"/>
-      <w:r>
-        <w:rPr>
-          <w:bCs/>
-        </w:rPr>
-        <w:t>Выводы по разделу 1</w:t>
-      </w:r>
-      <w:bookmarkEnd w:id="11"/>
+      <w:r>
+        <w:t>2.3 Разработка обобщенной архитектуры и алгоритма функционирования системы</w:t>
+      </w:r>
     </w:p>
+    <w:p/>
     <w:p>
-      <w:pPr>
-        <w:ind w:firstLine="0"/>
-      </w:pPr>
+      <w:r>
+        <w:t>.</w:t>
+      </w:r>
     </w:p>
+    <w:p/>
+    <w:p/>
     <w:p>
+      <w:pPr>
+        <w:pStyle w:val="2"/>
+      </w:pPr>
+      <w:r>
+        <w:t>2.4 Разработка структуры данных</w:t>
+      </w:r>
+    </w:p>
+    <w:p/>
+    <w:p>
       <w:r>
         <w:t>.</w:t>
       </w:r>
     </w:p>
-    <w:bookmarkEnd w:id="7"/>
+    <w:p/>
+    <w:p/>
     <w:p>
       <w:pPr>
-        <w:ind w:firstLine="0"/>
-      </w:pPr>
+        <w:pStyle w:val="2"/>
+      </w:pPr>
+      <w:r>
+        <w:t xml:space="preserve">2.5 Разработка математической (имитационной) модели </w:t>
+      </w:r>
     </w:p>
+    <w:p/>
+    <w:p>
+      <w:r>
+        <w:t>.</w:t>
+      </w:r>
+    </w:p>
+    <w:p/>
+    <w:p/>
+    <w:p>
+      <w:pPr>
+        <w:pStyle w:val="2"/>
+      </w:pPr>
+      <w:r>
+        <w:t>Выводы по разделу 2</w:t>
+      </w:r>
+    </w:p>
+    <w:p/>
+    <w:p>
+      <w:r>
+        <w:t>.</w:t>
+      </w:r>
+    </w:p>
+    <w:p/>
     <w:p>
       <w:pPr>
         <w:spacing w:after="160" w:line="259" w:lineRule="auto"/>
@@ -3104,7 +3169,6 @@
       <w:pPr>
         <w:pStyle w:val="1"/>
       </w:pPr>
-      <w:bookmarkStart w:id="12" w:name="_Toc221798158"/>
       <w:r>
         <w:lastRenderedPageBreak/>
         <w:t>З</w:t>
